--- a/data/ai_paras/AI_para_51.docx
+++ b/data/ai_paras/AI_para_51.docx
@@ -4,7 +4,7 @@
   <w:body>
     <w:p>
       <w:r>
-        <w:t>The exploration of self-care implications for Sarah Collins, a patient with chronic kidney disease, highlights the intricate balance required to manage her physical limitations and emotional well-being. Her condition severely impacts her physiological and safety needs, necessitating a well-coordinated approach to her healthcare involving both her family and professional caregivers. The support from her family, particularly her husband and grandson, plays a vital role in addressing her psychological and social needs, fostering an environment conducive to her healing process. Furthermore, access to community resources enhances her self-care capabilities, providing critical support and education. Ultimately, the collective efforts of Sarah's family, healthcare providers, and community services underscore the necessity of a comprehensive care strategy, ensuring her short-term and long-term health needs are adequately met, and enhancing her overall quality of life.</w:t>
+        <w:t>Sarah Collins' short-term care needs primarily involve managing her symptoms and maintaining her physiological stability through regular dialysis sessions and blood pressure monitoring. Immediate interventions include dietary adjustments to address her weight gain and strategies to alleviate her breathing difficulties, enhancing her daily functioning. In the long term, her care plan must focus on preventing complications associated with chronic kidney disease, such as cardiovascular issues, while promoting her overall quality of life. The professional nurse plays a pivotal role in this process by coordinating Sarah's multidisciplinary care, educating her and her family about disease management, and advocating for her needs within the healthcare system. Through personalized care plans and continuous support, nurses ensure that Sarah's care is comprehensive, addressing both her immediate health concerns and her long-term well-being.</w:t>
       </w:r>
     </w:p>
     <w:sectPr>
